--- a/project/documents/multidocmerge/basicreport.docx
+++ b/project/documents/multidocmerge/basicreport.docx
@@ -299,7 +299,7 @@
     <w:p/>
     <w:p>
       <w:r>
-        <w:t>Caitlin E. Puckett</w:t>
+        <w:t>NO CMG PERSONNEL</w:t>
       </w:r>
     </w:p>
     <w:p>
